--- a/public/abstract_template-Future_Scientist_Session.docx
+++ b/public/abstract_template-Future_Scientist_Session.docx
@@ -33,19 +33,13 @@
         <w:rPr>
           <w:b/>
         </w:rPr>
-        <w:t>6</w:t>
-      </w:r>
-      <w:r>
-        <w:rPr>
-          <w:b/>
-        </w:rPr>
-        <w:t xml:space="preserve"> </w:t>
-      </w:r>
-      <w:r>
-        <w:rPr>
-          <w:b/>
-        </w:rPr>
-        <w:t xml:space="preserve">International Conference on </w:t>
+        <w:t>5</w:t>
+      </w:r>
+      <w:r>
+        <w:rPr>
+          <w:b/>
+        </w:rPr>
+        <w:t xml:space="preserve"> International Conference on </w:t>
       </w:r>
       <w:r>
         <w:rPr>
@@ -343,15 +337,7 @@
         <w:t>student/postdoc only)</w:t>
       </w:r>
       <w:r>
-        <w:t xml:space="preserve">: </w:t>
-      </w:r>
-      <w:proofErr w:type="gramStart"/>
-      <w:r>
-        <w:t>Yes</w:t>
-      </w:r>
-      <w:proofErr w:type="gramEnd"/>
-      <w:r>
-        <w:t xml:space="preserve"> ________</w:t>
+        <w:t>: Yes ________</w:t>
       </w:r>
       <w:r>
         <w:t xml:space="preserve"> </w:t>
@@ -393,27 +379,11 @@
         <w:t xml:space="preserve"> a paper in addition to your abstract</w:t>
       </w:r>
       <w:r>
-        <w:t xml:space="preserve">?     </w:t>
-      </w:r>
-      <w:proofErr w:type="gramStart"/>
-      <w:r>
-        <w:t>Yes</w:t>
-      </w:r>
-      <w:proofErr w:type="gramEnd"/>
-      <w:r>
-        <w:t xml:space="preserve"> ______</w:t>
-      </w:r>
-      <w:proofErr w:type="gramStart"/>
-      <w:r>
-        <w:t xml:space="preserve">_ </w:t>
+        <w:t xml:space="preserve">?     Yes _______ </w:t>
       </w:r>
       <w:r>
         <w:tab/>
-        <w:t>No _</w:t>
-      </w:r>
-      <w:proofErr w:type="gramEnd"/>
-      <w:r>
-        <w:t>_______</w:t>
+        <w:t>No ________</w:t>
       </w:r>
     </w:p>
     <w:p>
@@ -427,25 +397,12 @@
       </w:r>
     </w:p>
     <w:p>
-      <w:proofErr w:type="gramStart"/>
-      <w:r>
-        <w:t>Yes</w:t>
-      </w:r>
-      <w:proofErr w:type="gramEnd"/>
-      <w:r>
-        <w:t xml:space="preserve"> _______</w:t>
-      </w:r>
-      <w:proofErr w:type="gramStart"/>
-      <w:r>
-        <w:t xml:space="preserve">_ </w:t>
+      <w:r>
+        <w:t xml:space="preserve">Yes ________ </w:t>
       </w:r>
       <w:r>
         <w:tab/>
-        <w:t>No</w:t>
-      </w:r>
-      <w:proofErr w:type="gramEnd"/>
-      <w:r>
-        <w:t xml:space="preserve"> ________</w:t>
+        <w:t>No ________</w:t>
       </w:r>
     </w:p>
     <w:p>
@@ -617,15 +574,7 @@
         </w:numPr>
       </w:pPr>
       <w:r>
-        <w:t xml:space="preserve">Can you describe what scientific question or problem your project aimed </w:t>
-      </w:r>
-      <w:proofErr w:type="gramStart"/>
-      <w:r>
-        <w:t>to address</w:t>
-      </w:r>
-      <w:proofErr w:type="gramEnd"/>
-      <w:r>
-        <w:t>?</w:t>
+        <w:t>Can you describe what scientific question or problem your project aimed to address?</w:t>
       </w:r>
     </w:p>
     <w:p>
@@ -1312,7 +1261,6 @@
   <w:style w:type="character" w:default="1" w:styleId="DefaultParagraphFont">
     <w:name w:val="Default Paragraph Font"/>
     <w:uiPriority w:val="1"/>
-    <w:semiHidden/>
     <w:unhideWhenUsed/>
   </w:style>
   <w:style w:type="table" w:default="1" w:styleId="TableNormal">
